--- a/atelier/atelier_135.docx
+++ b/atelier/atelier_135.docx
@@ -474,7 +474,7 @@
                 <w:b w:val="false"/>
                 <w:bCs w:val="false"/>
               </w:rPr>
-              <w:t xml:space="preserve">SLA (#133) et rappels (#134) en place</w:t>
+              <w:t xml:space="preserve">SLA et rappels en place</w:t>
             </w:r>
           </w:p>
         </w:tc>
@@ -493,7 +493,7 @@
         <w:spacing w:after="120"/>
       </w:pPr>
       <w:r>
-        <w:t xml:space="preserve">Le SLA et les rappels poussent à reviewer vite (#133, #134), mais certaines MR traînent quand même. C’est qu’un rappel ne résout pas une cause structurelle : si une MR est trop grosse pour être reviewée vite, ou si le seul reviewer compétent est absent, ou si le sujet est complexe, rappeler ne suffit pas. Le sujet de cet atelier est d’identifier les VRAIES causes de lenteur — pas les symptômes — et d’y répondre. Trois causes reviennent : les MR trop grosses (illisibles, donc reviewées lentement ou mal), le reviewer absent ou unique (goulot d’étranglement), et le sujet complexe (qui demande du temps légitimement). Chaque cause appelle une réponse différente. On distingue ce qui se corrige (MR trop grosses → découpage) de ce qui s’organise (reviewer unique → diffuser la compétence).</w:t>
+        <w:t xml:space="preserve">Le SLA et les rappels poussent à reviewer vite, mais certaines MR traînent quand même. C’est qu’un rappel ne résout pas une cause structurelle : si une MR est trop grosse pour être reviewée vite, ou si le seul reviewer compétent est absent, ou si le sujet est complexe, rappeler ne suffit pas. Le sujet de cet atelier est d’identifier les VRAIES causes de lenteur — pas les symptômes — et d’y répondre. Trois causes reviennent : les MR trop grosses (illisibles, donc reviewées lentement ou mal), le reviewer absent ou unique (goulot d’étranglement), et le sujet complexe (qui demande du temps légitimement). Chaque cause appelle une réponse différente. On distingue ce qui se corrige (MR trop grosses → découpage) de ce qui s’organise (reviewer unique → diffuser la compétence).</w:t>
       </w:r>
     </w:p>
     <w:tbl>
@@ -609,7 +609,7 @@
         <w:spacing w:after="80"/>
       </w:pPr>
       <w:r>
-        <w:t xml:space="preserve">Le sujet complexe demande du temps — et c’est légitime : certaines MR sont lentes parce qu’elles sont difficiles, et c’est normal. La réponse n’est pas d’accélérer à tout prix (au risque d’une mauvaise review), mais de le reconnaître : une MR complexe peut être une exception au SLA assumée (#136), ou un signal qu’il fallait la découper ou en discuter avant.</w:t>
+        <w:t xml:space="preserve">Le sujet complexe demande du temps — et c’est légitime : certaines MR sont lentes parce qu’elles sont difficiles, et c’est normal. La réponse n’est pas d’accélérer à tout prix (au risque d’une mauvaise review), mais de le reconnaître : une MR complexe peut être une exception au SLA assumée, ou un signal qu’il fallait la découper ou en discuter avant.</w:t>
       </w:r>
     </w:p>
     <w:p>
@@ -630,7 +630,7 @@
         <w:spacing w:after="80"/>
       </w:pPr>
       <w:r>
-        <w:t xml:space="preserve">Partir des MR qui ont réellement dépassé le SLA : reprendre les cas concrets (les rappels/escalades du #134 les ont signalés) et chercher, pour chacun, POURQUOI elle a traîné. Les vraies causes émergent des vrais cas.</w:t>
+        <w:t xml:space="preserve">Partir des MR qui ont réellement dépassé le SLA : reprendre les cas concrets (les rappels/escalades du rappels automatiques : ne plus laisser une MR sans review les ont signalés) et chercher, pour chacun, POURQUOI elle a traîné. Les vraies causes émergent des vrais cas.</w:t>
       </w:r>
     </w:p>
     <w:p>
@@ -656,7 +656,7 @@
         <w:spacing w:after="80"/>
       </w:pPr>
       <w:r>
-        <w:t xml:space="preserve">Associer une réponse à chaque cause : MR trop grosse → découpage (renvoi axe Q04, taille des MR) ; reviewer unique → diffuser la compétence (plusieurs reviewers) ; sujet complexe → reconnaître comme exception légitime (#136) ou discuter en amont. Une cause, une réponse adaptée.</w:t>
+        <w:t xml:space="preserve">Associer une réponse à chaque cause : MR trop grosse → découpage (renvoi axe Q04, taille des MR) ; reviewer unique → diffuser la compétence (plusieurs reviewers) ; sujet complexe → reconnaître comme exception légitime ou discuter en amont. Une cause, une réponse adaptée.</w:t>
       </w:r>
     </w:p>
     <w:p>
@@ -941,7 +941,7 @@
         <w:spacing w:after="120"/>
       </w:pPr>
       <w:r>
-        <w:t xml:space="preserve">Après le SLA (#133), les rappels (#134) et les causes (#135), reste #136 (analyse des exceptions — les MR qui dépassent légitimement le SLA, à comprendre et traiter au cas par cas), qui clôt Q01. La cause « MR trop grosse » renvoie à l’axe Q04 (taille des MR / découpage), qu’on traitera ensuite.</w:t>
+        <w:t xml:space="preserve">Après le SLA, les rappels et les causes, reste (analyse des exceptions — les MR qui dépassent légitimement le SLA, à comprendre et traiter au cas par cas), qui clôt Q01. La cause « MR trop grosse » renvoie à l’axe Q04 (taille des MR / découpage), qu’on traitera ensuite.</w:t>
       </w:r>
     </w:p>
     <w:p>
